--- a/Создание виртуальных окружений.docx
+++ b/Создание виртуальных окружений.docx
@@ -29,10 +29,7 @@
         </w:tabs>
       </w:pPr>
       <w:r>
-        <w:t xml:space="preserve">- </w:t>
-      </w:r>
-      <w:r>
-        <w:t>Изолированная "песочница" для каждого проекта со своими библиотеками. Проекты не конфликтуют между собой.</w:t>
+        <w:t>- Изолированная "песочница" для каждого проекта со своими библиотеками. Проекты не конфликтуют между собой.</w:t>
       </w:r>
     </w:p>
     <w:p>
@@ -76,77 +73,227 @@
           <w:b/>
           <w:bCs/>
         </w:rPr>
-        <w:t xml:space="preserve">В CMD (Command </w:t>
-      </w:r>
-      <w:proofErr w:type="spellStart"/>
-      <w:r>
-        <w:rPr>
-          <w:b/>
-          <w:bCs/>
-        </w:rPr>
-        <w:t>Prompt</w:t>
-      </w:r>
-      <w:proofErr w:type="spellEnd"/>
-      <w:r>
-        <w:rPr>
-          <w:b/>
-          <w:bCs/>
-        </w:rPr>
-        <w:t>):</w:t>
-      </w:r>
-    </w:p>
-    <w:p>
-      <w:pPr>
-        <w:tabs>
-          <w:tab w:val="left" w:pos="3421"/>
-        </w:tabs>
-      </w:pPr>
-      <w:r>
-        <w:rPr>
-          <w:lang w:val="en-US"/>
-        </w:rPr>
+        <w:t>В CMD (Command Prompt):</w:t>
+      </w:r>
+    </w:p>
+    <w:p>
+      <w:pPr>
+        <w:tabs>
+          <w:tab w:val="left" w:pos="3421"/>
+        </w:tabs>
+      </w:pPr>
+      <w:r>
         <w:t>&gt;&gt;</w:t>
       </w:r>
-      <w:proofErr w:type="spellStart"/>
-      <w:r>
+      <w:r>
+        <w:t>python -m venv .venv</w:t>
+      </w:r>
+    </w:p>
+    <w:p>
+      <w:pPr>
+        <w:tabs>
+          <w:tab w:val="left" w:pos="3421"/>
+        </w:tabs>
+        <w:rPr>
+          <w:b/>
+          <w:bCs/>
+        </w:rPr>
+      </w:pPr>
+      <w:r>
+        <w:rPr>
+          <w:b/>
+          <w:bCs/>
+        </w:rPr>
+        <w:t>С конкретной версией Python:</w:t>
+      </w:r>
+    </w:p>
+    <w:p>
+      <w:pPr>
+        <w:tabs>
+          <w:tab w:val="left" w:pos="3421"/>
+        </w:tabs>
+      </w:pPr>
+      <w:r>
+        <w:t>&gt;&gt;</w:t>
+      </w:r>
+      <w:r>
+        <w:rPr>
+          <w:lang w:val="en-US"/>
+        </w:rPr>
+        <w:t>py</w:t>
+      </w:r>
+      <w:r>
+        <w:t xml:space="preserve"> -3.12 -</w:t>
+      </w:r>
+      <w:r>
+        <w:rPr>
+          <w:lang w:val="en-US"/>
+        </w:rPr>
+        <w:t>m</w:t>
+      </w:r>
+      <w:r>
+        <w:t xml:space="preserve"> </w:t>
+      </w:r>
+      <w:r>
+        <w:rPr>
+          <w:lang w:val="en-US"/>
+        </w:rPr>
+        <w:t>venv</w:t>
+      </w:r>
+      <w:r>
+        <w:t xml:space="preserve"> </w:t>
+      </w:r>
+      <w:r>
+        <w:t>НАЗВАНИЕ_ОКРУЖЕНИЯ</w:t>
+      </w:r>
+    </w:p>
+    <w:p>
+      <w:pPr>
+        <w:tabs>
+          <w:tab w:val="left" w:pos="3421"/>
+        </w:tabs>
+      </w:pPr>
+      <w:r>
+        <w:t>или</w:t>
+      </w:r>
+    </w:p>
+    <w:p>
+      <w:pPr>
+        <w:tabs>
+          <w:tab w:val="left" w:pos="3421"/>
+        </w:tabs>
+      </w:pPr>
+      <w:r>
+        <w:t>&gt;&gt;</w:t>
+      </w:r>
+      <w:r>
+        <w:rPr>
+          <w:lang w:val="en-US"/>
+        </w:rPr>
+        <w:t>C</w:t>
+      </w:r>
+      <w:r>
+        <w:t>:\</w:t>
+      </w:r>
+      <w:r>
+        <w:t>путь</w:t>
+      </w:r>
+      <w:r>
+        <w:t>\</w:t>
+      </w:r>
+      <w:r>
+        <w:t>к</w:t>
+      </w:r>
+      <w:r>
+        <w:t>\</w:t>
+      </w:r>
+      <w:r>
+        <w:rPr>
+          <w:lang w:val="en-US"/>
+        </w:rPr>
         <w:t>python</w:t>
       </w:r>
-      <w:proofErr w:type="spellEnd"/>
-      <w:r>
-        <w:t xml:space="preserve"> -m </w:t>
-      </w:r>
-      <w:proofErr w:type="spellStart"/>
-      <w:proofErr w:type="gramStart"/>
-      <w:r>
+      <w:r>
+        <w:t>.</w:t>
+      </w:r>
+      <w:r>
+        <w:rPr>
+          <w:lang w:val="en-US"/>
+        </w:rPr>
+        <w:t>exe</w:t>
+      </w:r>
+      <w:r>
+        <w:t xml:space="preserve"> -</w:t>
+      </w:r>
+      <w:r>
+        <w:rPr>
+          <w:lang w:val="en-US"/>
+        </w:rPr>
+        <w:t>m</w:t>
+      </w:r>
+      <w:r>
+        <w:t xml:space="preserve"> </w:t>
+      </w:r>
+      <w:r>
+        <w:rPr>
+          <w:lang w:val="en-US"/>
+        </w:rPr>
         <w:t>venv</w:t>
       </w:r>
-      <w:proofErr w:type="spellEnd"/>
       <w:r>
         <w:t xml:space="preserve"> .</w:t>
       </w:r>
-      <w:proofErr w:type="spellStart"/>
-      <w:r>
+      <w:r>
+        <w:rPr>
+          <w:lang w:val="en-US"/>
+        </w:rPr>
         <w:t>venv</w:t>
       </w:r>
-      <w:proofErr w:type="spellEnd"/>
-      <w:proofErr w:type="gramEnd"/>
-    </w:p>
-    <w:p>
-      <w:pPr>
-        <w:tabs>
-          <w:tab w:val="left" w:pos="3421"/>
-        </w:tabs>
-        <w:rPr>
-          <w:b/>
-          <w:bCs/>
-        </w:rPr>
-      </w:pPr>
-      <w:r>
-        <w:rPr>
-          <w:b/>
-          <w:bCs/>
-        </w:rPr>
-        <w:t>С конкретной версией Python:</w:t>
+    </w:p>
+    <w:p>
+      <w:pPr>
+        <w:tabs>
+          <w:tab w:val="left" w:pos="3421"/>
+        </w:tabs>
+      </w:pPr>
+      <w:r>
+        <w:t>.venv — имя папки окружения (можно назвать по-другому)</w:t>
+      </w:r>
+    </w:p>
+    <w:p>
+      <w:pPr>
+        <w:tabs>
+          <w:tab w:val="left" w:pos="3421"/>
+        </w:tabs>
+      </w:pPr>
+      <w:r>
+        <w:pict w14:anchorId="001908FF">
+          <v:rect id="_x0000_i1025" style="width:0;height:.75pt" o:hralign="center" o:hrstd="t" o:hr="t" fillcolor="#a0a0a0" stroked="f"/>
+        </w:pict>
+      </w:r>
+    </w:p>
+    <w:p>
+      <w:pPr>
+        <w:tabs>
+          <w:tab w:val="left" w:pos="3421"/>
+        </w:tabs>
+        <w:rPr>
+          <w:b/>
+          <w:bCs/>
+        </w:rPr>
+      </w:pPr>
+      <w:r>
+        <w:rPr>
+          <w:rFonts w:ascii="Segoe UI Emoji" w:hAnsi="Segoe UI Emoji" w:cs="Segoe UI Emoji"/>
+          <w:b/>
+          <w:bCs/>
+        </w:rPr>
+        <w:t>🔌</w:t>
+      </w:r>
+      <w:r>
+        <w:rPr>
+          <w:b/>
+          <w:bCs/>
+        </w:rPr>
+        <w:t xml:space="preserve"> Активация окружения</w:t>
+      </w:r>
+    </w:p>
+    <w:p>
+      <w:pPr>
+        <w:tabs>
+          <w:tab w:val="left" w:pos="3421"/>
+        </w:tabs>
+        <w:rPr>
+          <w:b/>
+          <w:bCs/>
+        </w:rPr>
+      </w:pPr>
+      <w:r>
+        <w:rPr>
+          <w:b/>
+          <w:bCs/>
+        </w:rPr>
+        <w:t>Windows (CMD):</w:t>
       </w:r>
     </w:p>
     <w:p>
@@ -164,56 +311,31 @@
         </w:rPr>
         <w:t>&gt;&gt;</w:t>
       </w:r>
-      <w:proofErr w:type="spellStart"/>
-      <w:r>
-        <w:rPr>
-          <w:lang w:val="en-US"/>
-        </w:rPr>
-        <w:t>py</w:t>
-      </w:r>
-      <w:proofErr w:type="spellEnd"/>
-      <w:r>
-        <w:rPr>
-          <w:lang w:val="en-US"/>
-        </w:rPr>
-        <w:t xml:space="preserve"> -3.12 -m </w:t>
-      </w:r>
-      <w:proofErr w:type="spellStart"/>
-      <w:proofErr w:type="gramStart"/>
-      <w:r>
-        <w:rPr>
-          <w:lang w:val="en-US"/>
-        </w:rPr>
-        <w:t>venv</w:t>
-      </w:r>
-      <w:proofErr w:type="spellEnd"/>
-      <w:r>
-        <w:rPr>
-          <w:lang w:val="en-US"/>
-        </w:rPr>
-        <w:t xml:space="preserve"> .</w:t>
-      </w:r>
-      <w:proofErr w:type="spellStart"/>
-      <w:r>
-        <w:rPr>
-          <w:lang w:val="en-US"/>
-        </w:rPr>
-        <w:t>venv</w:t>
-      </w:r>
-      <w:proofErr w:type="spellEnd"/>
-      <w:proofErr w:type="gramEnd"/>
-    </w:p>
-    <w:p>
-      <w:pPr>
-        <w:tabs>
-          <w:tab w:val="left" w:pos="3421"/>
-        </w:tabs>
-        <w:rPr>
-          <w:lang w:val="en-US"/>
-        </w:rPr>
-      </w:pPr>
-      <w:r>
-        <w:t>или</w:t>
+      <w:r>
+        <w:rPr>
+          <w:lang w:val="en-US"/>
+        </w:rPr>
+        <w:t>.venv\Scripts\activate</w:t>
+      </w:r>
+    </w:p>
+    <w:p>
+      <w:pPr>
+        <w:tabs>
+          <w:tab w:val="left" w:pos="3421"/>
+        </w:tabs>
+        <w:rPr>
+          <w:b/>
+          <w:bCs/>
+          <w:lang w:val="en-US"/>
+        </w:rPr>
+      </w:pPr>
+      <w:r>
+        <w:rPr>
+          <w:b/>
+          <w:bCs/>
+          <w:lang w:val="en-US"/>
+        </w:rPr>
+        <w:t>Windows (PowerShell):</w:t>
       </w:r>
     </w:p>
     <w:p>
@@ -235,80 +357,92 @@
         <w:rPr>
           <w:lang w:val="en-US"/>
         </w:rPr>
-        <w:t>C:\</w:t>
-      </w:r>
-      <w:r>
-        <w:t>путь</w:t>
-      </w:r>
-      <w:r>
-        <w:rPr>
-          <w:lang w:val="en-US"/>
-        </w:rPr>
-        <w:t>\</w:t>
-      </w:r>
-      <w:r>
-        <w:t>к</w:t>
-      </w:r>
-      <w:r>
-        <w:rPr>
-          <w:lang w:val="en-US"/>
-        </w:rPr>
-        <w:t xml:space="preserve">\python.exe -m </w:t>
-      </w:r>
-      <w:proofErr w:type="spellStart"/>
-      <w:proofErr w:type="gramStart"/>
-      <w:r>
-        <w:rPr>
-          <w:lang w:val="en-US"/>
-        </w:rPr>
-        <w:t>venv</w:t>
-      </w:r>
-      <w:proofErr w:type="spellEnd"/>
-      <w:r>
-        <w:rPr>
-          <w:lang w:val="en-US"/>
-        </w:rPr>
-        <w:t xml:space="preserve"> .</w:t>
-      </w:r>
-      <w:proofErr w:type="spellStart"/>
-      <w:r>
-        <w:rPr>
-          <w:lang w:val="en-US"/>
-        </w:rPr>
-        <w:t>venv</w:t>
-      </w:r>
-      <w:proofErr w:type="spellEnd"/>
-      <w:proofErr w:type="gramEnd"/>
-    </w:p>
-    <w:p>
-      <w:pPr>
-        <w:tabs>
-          <w:tab w:val="left" w:pos="3421"/>
-        </w:tabs>
-      </w:pPr>
-      <w:proofErr w:type="gramStart"/>
-      <w:r>
-        <w:t>.</w:t>
-      </w:r>
-      <w:proofErr w:type="spellStart"/>
-      <w:r>
-        <w:t>venv</w:t>
-      </w:r>
-      <w:proofErr w:type="spellEnd"/>
-      <w:proofErr w:type="gramEnd"/>
-      <w:r>
-        <w:t> — имя папки окружения (можно назвать по-другому)</w:t>
-      </w:r>
-    </w:p>
-    <w:p>
-      <w:pPr>
-        <w:tabs>
-          <w:tab w:val="left" w:pos="3421"/>
-        </w:tabs>
-      </w:pPr>
-      <w:r>
-        <w:pict w14:anchorId="001908FF">
-          <v:rect id="_x0000_i1091" style="width:0;height:.75pt" o:hralign="center" o:hrstd="t" o:hr="t" fillcolor="#a0a0a0" stroked="f"/>
+        <w:t>.venv\Scripts\Activate.ps1</w:t>
+      </w:r>
+    </w:p>
+    <w:p>
+      <w:pPr>
+        <w:tabs>
+          <w:tab w:val="left" w:pos="3421"/>
+        </w:tabs>
+        <w:rPr>
+          <w:lang w:val="en-US"/>
+        </w:rPr>
+      </w:pPr>
+      <w:r>
+        <w:t>Если</w:t>
+      </w:r>
+      <w:r>
+        <w:rPr>
+          <w:lang w:val="en-US"/>
+        </w:rPr>
+        <w:t xml:space="preserve"> </w:t>
+      </w:r>
+      <w:r>
+        <w:t>ошибка</w:t>
+      </w:r>
+      <w:r>
+        <w:rPr>
+          <w:lang w:val="en-US"/>
+        </w:rPr>
+        <w:t xml:space="preserve">, </w:t>
+      </w:r>
+      <w:r>
+        <w:t>сначала</w:t>
+      </w:r>
+      <w:r>
+        <w:rPr>
+          <w:lang w:val="en-US"/>
+        </w:rPr>
+        <w:t xml:space="preserve"> </w:t>
+      </w:r>
+      <w:r>
+        <w:t>выполнить</w:t>
+      </w:r>
+      <w:r>
+        <w:rPr>
+          <w:lang w:val="en-US"/>
+        </w:rPr>
+        <w:t>: Set-ExecutionPolicy RemoteSigned -Scope CurrentUser</w:t>
+      </w:r>
+    </w:p>
+    <w:p>
+      <w:pPr>
+        <w:tabs>
+          <w:tab w:val="left" w:pos="3421"/>
+        </w:tabs>
+        <w:rPr>
+          <w:b/>
+          <w:bCs/>
+        </w:rPr>
+      </w:pPr>
+      <w:r>
+        <w:rPr>
+          <w:b/>
+          <w:bCs/>
+        </w:rPr>
+        <w:t>Признак успешной активации:</w:t>
+      </w:r>
+    </w:p>
+    <w:p>
+      <w:pPr>
+        <w:tabs>
+          <w:tab w:val="left" w:pos="3421"/>
+        </w:tabs>
+      </w:pPr>
+      <w:r>
+        <w:t>В начале строки терминала появляется (.venv)</w:t>
+      </w:r>
+    </w:p>
+    <w:p>
+      <w:pPr>
+        <w:tabs>
+          <w:tab w:val="left" w:pos="3421"/>
+        </w:tabs>
+      </w:pPr>
+      <w:r>
+        <w:pict w14:anchorId="5B7AD7CE">
+          <v:rect id="_x0000_i1026" style="width:0;height:.75pt" o:hralign="center" o:hrstd="t" o:hr="t" fillcolor="#a0a0a0" stroked="f"/>
         </w:pict>
       </w:r>
     </w:p>
@@ -328,107 +462,21 @@
           <w:b/>
           <w:bCs/>
         </w:rPr>
-        <w:t>🔌</w:t>
-      </w:r>
-      <w:r>
-        <w:rPr>
-          <w:b/>
-          <w:bCs/>
-        </w:rPr>
-        <w:t xml:space="preserve"> Активация окружения</w:t>
-      </w:r>
-    </w:p>
-    <w:p>
-      <w:pPr>
-        <w:tabs>
-          <w:tab w:val="left" w:pos="3421"/>
-        </w:tabs>
-        <w:rPr>
-          <w:b/>
-          <w:bCs/>
-          <w:lang w:val="en-US"/>
-        </w:rPr>
-      </w:pPr>
-      <w:r>
-        <w:rPr>
-          <w:b/>
-          <w:bCs/>
-        </w:rPr>
-        <w:t>Windows (CMD):</w:t>
-      </w:r>
-    </w:p>
-    <w:p>
-      <w:pPr>
-        <w:tabs>
-          <w:tab w:val="left" w:pos="3421"/>
-        </w:tabs>
-        <w:rPr>
-          <w:lang w:val="en-US"/>
-        </w:rPr>
-      </w:pPr>
-      <w:r>
-        <w:rPr>
-          <w:lang w:val="en-US"/>
-        </w:rPr>
-        <w:t>&gt;</w:t>
-      </w:r>
-      <w:proofErr w:type="gramStart"/>
-      <w:r>
-        <w:rPr>
-          <w:lang w:val="en-US"/>
-        </w:rPr>
-        <w:t>&gt;</w:t>
-      </w:r>
-      <w:r>
-        <w:rPr>
-          <w:lang w:val="en-US"/>
-        </w:rPr>
-        <w:t>.</w:t>
-      </w:r>
-      <w:proofErr w:type="spellStart"/>
-      <w:r>
-        <w:rPr>
-          <w:lang w:val="en-US"/>
-        </w:rPr>
-        <w:t>venv</w:t>
-      </w:r>
-      <w:proofErr w:type="spellEnd"/>
-      <w:proofErr w:type="gramEnd"/>
-      <w:r>
-        <w:rPr>
-          <w:lang w:val="en-US"/>
-        </w:rPr>
-        <w:t>\Scripts\activate</w:t>
-      </w:r>
-    </w:p>
-    <w:p>
-      <w:pPr>
-        <w:tabs>
-          <w:tab w:val="left" w:pos="3421"/>
-        </w:tabs>
-        <w:rPr>
-          <w:b/>
-          <w:bCs/>
-          <w:lang w:val="en-US"/>
-        </w:rPr>
-      </w:pPr>
-      <w:r>
-        <w:rPr>
-          <w:b/>
-          <w:bCs/>
-          <w:lang w:val="en-US"/>
-        </w:rPr>
-        <w:t>Windows (PowerShell):</w:t>
-      </w:r>
-    </w:p>
-    <w:p>
-      <w:pPr>
-        <w:tabs>
-          <w:tab w:val="left" w:pos="3421"/>
-        </w:tabs>
-        <w:rPr>
-          <w:lang w:val="en-US"/>
-        </w:rPr>
+        <w:t>🔄</w:t>
+      </w:r>
+      <w:r>
+        <w:rPr>
+          <w:b/>
+          <w:bCs/>
+        </w:rPr>
+        <w:t xml:space="preserve"> Деактивация (выход из окружения)</w:t>
+      </w:r>
+    </w:p>
+    <w:p>
+      <w:pPr>
+        <w:tabs>
+          <w:tab w:val="left" w:pos="3421"/>
+        </w:tabs>
       </w:pPr>
       <w:r>
         <w:rPr>
@@ -437,153 +485,18 @@
         <w:t>&gt;&gt;</w:t>
       </w:r>
       <w:r>
-        <w:rPr>
-          <w:lang w:val="en-US"/>
-        </w:rPr>
-        <w:t>.</w:t>
-      </w:r>
-      <w:proofErr w:type="spellStart"/>
-      <w:r>
-        <w:rPr>
-          <w:lang w:val="en-US"/>
-        </w:rPr>
-        <w:t>venv</w:t>
-      </w:r>
-      <w:proofErr w:type="spellEnd"/>
-      <w:r>
-        <w:rPr>
-          <w:lang w:val="en-US"/>
-        </w:rPr>
-        <w:t>\Scripts\Activate.ps1</w:t>
-      </w:r>
-    </w:p>
-    <w:p>
-      <w:pPr>
-        <w:tabs>
-          <w:tab w:val="left" w:pos="3421"/>
-        </w:tabs>
-        <w:rPr>
-          <w:lang w:val="en-US"/>
-        </w:rPr>
-      </w:pPr>
-      <w:r>
-        <w:t>Если</w:t>
-      </w:r>
-      <w:r>
-        <w:rPr>
-          <w:lang w:val="en-US"/>
-        </w:rPr>
-        <w:t xml:space="preserve"> </w:t>
-      </w:r>
-      <w:r>
-        <w:t>ошибка</w:t>
-      </w:r>
-      <w:r>
-        <w:rPr>
-          <w:lang w:val="en-US"/>
-        </w:rPr>
-        <w:t xml:space="preserve">, </w:t>
-      </w:r>
-      <w:r>
-        <w:t>сначала</w:t>
-      </w:r>
-      <w:r>
-        <w:rPr>
-          <w:lang w:val="en-US"/>
-        </w:rPr>
-        <w:t xml:space="preserve"> </w:t>
-      </w:r>
-      <w:r>
-        <w:t>выполнить</w:t>
-      </w:r>
-      <w:r>
-        <w:rPr>
-          <w:lang w:val="en-US"/>
-        </w:rPr>
-        <w:t>: Set-</w:t>
-      </w:r>
-      <w:proofErr w:type="spellStart"/>
-      <w:r>
-        <w:rPr>
-          <w:lang w:val="en-US"/>
-        </w:rPr>
-        <w:t>ExecutionPolicy</w:t>
-      </w:r>
-      <w:proofErr w:type="spellEnd"/>
-      <w:r>
-        <w:rPr>
-          <w:lang w:val="en-US"/>
-        </w:rPr>
-        <w:t xml:space="preserve"> </w:t>
-      </w:r>
-      <w:proofErr w:type="spellStart"/>
-      <w:r>
-        <w:rPr>
-          <w:lang w:val="en-US"/>
-        </w:rPr>
-        <w:t>RemoteSigned</w:t>
-      </w:r>
-      <w:proofErr w:type="spellEnd"/>
-      <w:r>
-        <w:rPr>
-          <w:lang w:val="en-US"/>
-        </w:rPr>
-        <w:t xml:space="preserve"> -Scope </w:t>
-      </w:r>
-      <w:proofErr w:type="spellStart"/>
-      <w:r>
-        <w:rPr>
-          <w:lang w:val="en-US"/>
-        </w:rPr>
-        <w:t>CurrentUser</w:t>
-      </w:r>
-      <w:proofErr w:type="spellEnd"/>
-    </w:p>
-    <w:p>
-      <w:pPr>
-        <w:tabs>
-          <w:tab w:val="left" w:pos="3421"/>
-        </w:tabs>
-        <w:rPr>
-          <w:b/>
-          <w:bCs/>
-        </w:rPr>
-      </w:pPr>
-      <w:r>
-        <w:rPr>
-          <w:b/>
-          <w:bCs/>
-        </w:rPr>
-        <w:t>Признак успешной активации:</w:t>
-      </w:r>
-    </w:p>
-    <w:p>
-      <w:pPr>
-        <w:tabs>
-          <w:tab w:val="left" w:pos="3421"/>
-        </w:tabs>
-      </w:pPr>
-      <w:r>
-        <w:t>В начале строки терминала появляется (.</w:t>
-      </w:r>
-      <w:proofErr w:type="spellStart"/>
-      <w:r>
-        <w:t>venv</w:t>
-      </w:r>
-      <w:proofErr w:type="spellEnd"/>
-      <w:r>
-        <w:t>)</w:t>
-      </w:r>
-    </w:p>
-    <w:p>
-      <w:pPr>
-        <w:tabs>
-          <w:tab w:val="left" w:pos="3421"/>
-        </w:tabs>
-      </w:pPr>
-      <w:r>
-        <w:pict w14:anchorId="5B7AD7CE">
-          <v:rect id="_x0000_i1092" style="width:0;height:.75pt" o:hralign="center" o:hrstd="t" o:hr="t" fillcolor="#a0a0a0" stroked="f"/>
+        <w:t>deactivate</w:t>
+      </w:r>
+    </w:p>
+    <w:p>
+      <w:pPr>
+        <w:tabs>
+          <w:tab w:val="left" w:pos="3421"/>
+        </w:tabs>
+      </w:pPr>
+      <w:r>
+        <w:pict w14:anchorId="12B5EA62">
+          <v:rect id="_x0000_i1027" style="width:0;height:.75pt" o:hralign="center" o:hrstd="t" o:hr="t" fillcolor="#a0a0a0" stroked="f"/>
         </w:pict>
       </w:r>
     </w:p>
@@ -595,7 +508,6 @@
         <w:rPr>
           <w:b/>
           <w:bCs/>
-          <w:lang w:val="en-US"/>
         </w:rPr>
       </w:pPr>
       <w:r>
@@ -604,145 +516,66 @@
           <w:b/>
           <w:bCs/>
         </w:rPr>
-        <w:t>🔄</w:t>
-      </w:r>
-      <w:r>
-        <w:rPr>
-          <w:b/>
-          <w:bCs/>
-        </w:rPr>
-        <w:t xml:space="preserve"> Деактивация (выход из окружения)</w:t>
-      </w:r>
-    </w:p>
-    <w:p>
-      <w:pPr>
-        <w:tabs>
-          <w:tab w:val="left" w:pos="3421"/>
-        </w:tabs>
-      </w:pPr>
-      <w:r>
-        <w:rPr>
-          <w:lang w:val="en-US"/>
-        </w:rPr>
+        <w:t>📦</w:t>
+      </w:r>
+      <w:r>
+        <w:rPr>
+          <w:b/>
+          <w:bCs/>
+        </w:rPr>
+        <w:t xml:space="preserve"> Управление библиотеками</w:t>
+      </w:r>
+    </w:p>
+    <w:p>
+      <w:pPr>
+        <w:tabs>
+          <w:tab w:val="left" w:pos="3421"/>
+        </w:tabs>
+        <w:rPr>
+          <w:b/>
+          <w:bCs/>
+        </w:rPr>
+      </w:pPr>
+      <w:r>
+        <w:rPr>
+          <w:b/>
+          <w:bCs/>
+        </w:rPr>
+        <w:t>Установка библиотеки:</w:t>
+      </w:r>
+    </w:p>
+    <w:p>
+      <w:pPr>
+        <w:tabs>
+          <w:tab w:val="left" w:pos="3421"/>
+        </w:tabs>
+      </w:pPr>
+      <w:r>
         <w:t>&gt;&gt;</w:t>
       </w:r>
-      <w:proofErr w:type="spellStart"/>
-      <w:r>
-        <w:t>deactivate</w:t>
-      </w:r>
-      <w:proofErr w:type="spellEnd"/>
-    </w:p>
-    <w:p>
-      <w:pPr>
-        <w:tabs>
-          <w:tab w:val="left" w:pos="3421"/>
-        </w:tabs>
-      </w:pPr>
-      <w:r>
-        <w:pict w14:anchorId="12B5EA62">
-          <v:rect id="_x0000_i1093" style="width:0;height:.75pt" o:hralign="center" o:hrstd="t" o:hr="t" fillcolor="#a0a0a0" stroked="f"/>
-        </w:pict>
-      </w:r>
-    </w:p>
-    <w:p>
-      <w:pPr>
-        <w:tabs>
-          <w:tab w:val="left" w:pos="3421"/>
-        </w:tabs>
-        <w:rPr>
-          <w:b/>
-          <w:bCs/>
-        </w:rPr>
-      </w:pPr>
-      <w:r>
-        <w:rPr>
-          <w:rFonts w:ascii="Segoe UI Emoji" w:hAnsi="Segoe UI Emoji" w:cs="Segoe UI Emoji"/>
-          <w:b/>
-          <w:bCs/>
-        </w:rPr>
-        <w:t>📦</w:t>
-      </w:r>
-      <w:r>
-        <w:rPr>
-          <w:b/>
-          <w:bCs/>
-        </w:rPr>
-        <w:t xml:space="preserve"> Управление библиотеками</w:t>
-      </w:r>
-    </w:p>
-    <w:p>
-      <w:pPr>
-        <w:tabs>
-          <w:tab w:val="left" w:pos="3421"/>
-        </w:tabs>
-        <w:rPr>
-          <w:b/>
-          <w:bCs/>
-        </w:rPr>
-      </w:pPr>
-      <w:r>
-        <w:rPr>
-          <w:b/>
-          <w:bCs/>
-        </w:rPr>
-        <w:t>Установка библиотеки:</w:t>
-      </w:r>
-    </w:p>
-    <w:p>
-      <w:pPr>
-        <w:tabs>
-          <w:tab w:val="left" w:pos="3421"/>
-        </w:tabs>
-      </w:pPr>
-      <w:r>
-        <w:rPr>
-          <w:lang w:val="en-US"/>
-        </w:rPr>
-        <w:t>&gt;&gt;</w:t>
-      </w:r>
-      <w:proofErr w:type="spellStart"/>
-      <w:r>
-        <w:t>pip</w:t>
-      </w:r>
-      <w:proofErr w:type="spellEnd"/>
-      <w:r>
-        <w:t xml:space="preserve"> </w:t>
-      </w:r>
-      <w:proofErr w:type="spellStart"/>
-      <w:r>
-        <w:t>install</w:t>
-      </w:r>
-      <w:proofErr w:type="spellEnd"/>
-      <w:r>
-        <w:t xml:space="preserve"> </w:t>
-      </w:r>
-      <w:proofErr w:type="spellStart"/>
-      <w:r>
-        <w:t>название_библиотеки</w:t>
-      </w:r>
-      <w:proofErr w:type="spellEnd"/>
-    </w:p>
-    <w:p>
-      <w:pPr>
-        <w:tabs>
-          <w:tab w:val="left" w:pos="3421"/>
-        </w:tabs>
-        <w:rPr>
-          <w:b/>
-          <w:bCs/>
-          <w:lang w:val="en-US"/>
-        </w:rPr>
-      </w:pPr>
-    </w:p>
-    <w:p>
-      <w:pPr>
-        <w:tabs>
-          <w:tab w:val="left" w:pos="3421"/>
-        </w:tabs>
-        <w:rPr>
-          <w:b/>
-          <w:bCs/>
-          <w:lang w:val="en-US"/>
+      <w:r>
+        <w:t>pip install название_библиотеки</w:t>
+      </w:r>
+    </w:p>
+    <w:p>
+      <w:pPr>
+        <w:tabs>
+          <w:tab w:val="left" w:pos="3421"/>
+        </w:tabs>
+        <w:rPr>
+          <w:b/>
+          <w:bCs/>
+        </w:rPr>
+      </w:pPr>
+    </w:p>
+    <w:p>
+      <w:pPr>
+        <w:tabs>
+          <w:tab w:val="left" w:pos="3421"/>
+        </w:tabs>
+        <w:rPr>
+          <w:b/>
+          <w:bCs/>
         </w:rPr>
       </w:pPr>
       <w:r>
@@ -757,7 +590,6 @@
         <w:rPr>
           <w:b/>
           <w:bCs/>
-          <w:lang w:val="en-US"/>
         </w:rPr>
         <w:t xml:space="preserve"> </w:t>
       </w:r>
@@ -772,7 +604,6 @@
         <w:rPr>
           <w:b/>
           <w:bCs/>
-          <w:lang w:val="en-US"/>
         </w:rPr>
         <w:t>:</w:t>
       </w:r>
@@ -796,106 +627,325 @@
         <w:rPr>
           <w:lang w:val="en-US"/>
         </w:rPr>
-        <w:t xml:space="preserve">pip install </w:t>
-      </w:r>
-      <w:proofErr w:type="spellStart"/>
-      <w:r>
-        <w:rPr>
-          <w:lang w:val="en-US"/>
-        </w:rPr>
-        <w:t>kivy</w:t>
-      </w:r>
-      <w:proofErr w:type="spellEnd"/>
-      <w:r>
-        <w:rPr>
-          <w:lang w:val="en-US"/>
-        </w:rPr>
-        <w:t xml:space="preserve"> requests </w:t>
-      </w:r>
-      <w:proofErr w:type="spellStart"/>
-      <w:r>
-        <w:rPr>
-          <w:lang w:val="en-US"/>
-        </w:rPr>
-        <w:t>django</w:t>
-      </w:r>
-      <w:proofErr w:type="spellEnd"/>
-    </w:p>
-    <w:p>
-      <w:pPr>
-        <w:tabs>
-          <w:tab w:val="left" w:pos="3421"/>
-        </w:tabs>
-        <w:rPr>
-          <w:b/>
-          <w:bCs/>
-        </w:rPr>
-      </w:pPr>
-      <w:r>
-        <w:rPr>
-          <w:b/>
-          <w:bCs/>
-        </w:rPr>
-        <w:t>Удаление:</w:t>
-      </w:r>
-    </w:p>
-    <w:p>
-      <w:pPr>
-        <w:tabs>
-          <w:tab w:val="left" w:pos="3421"/>
-        </w:tabs>
-      </w:pPr>
-      <w:r>
-        <w:rPr>
-          <w:lang w:val="en-US"/>
-        </w:rPr>
+        <w:t>pip install kivy requests django</w:t>
+      </w:r>
+    </w:p>
+    <w:p>
+      <w:pPr>
+        <w:tabs>
+          <w:tab w:val="left" w:pos="3421"/>
+        </w:tabs>
+        <w:rPr>
+          <w:b/>
+          <w:bCs/>
+          <w:lang w:val="en-US"/>
+        </w:rPr>
+      </w:pPr>
+      <w:r>
+        <w:rPr>
+          <w:b/>
+          <w:bCs/>
+        </w:rPr>
+        <w:t>Удаление</w:t>
+      </w:r>
+      <w:r>
+        <w:rPr>
+          <w:b/>
+          <w:bCs/>
+          <w:lang w:val="en-US"/>
+        </w:rPr>
+        <w:t>:</w:t>
+      </w:r>
+    </w:p>
+    <w:p>
+      <w:pPr>
+        <w:tabs>
+          <w:tab w:val="left" w:pos="3421"/>
+        </w:tabs>
+      </w:pPr>
+      <w:r>
         <w:t>&gt;&gt;</w:t>
       </w:r>
-      <w:proofErr w:type="spellStart"/>
-      <w:r>
+      <w:r>
+        <w:t>pip uninstall название_библиотеки</w:t>
+      </w:r>
+    </w:p>
+    <w:p>
+      <w:pPr>
+        <w:tabs>
+          <w:tab w:val="left" w:pos="3421"/>
+        </w:tabs>
+        <w:rPr>
+          <w:b/>
+          <w:bCs/>
+        </w:rPr>
+      </w:pPr>
+      <w:r>
+        <w:rPr>
+          <w:b/>
+          <w:bCs/>
+        </w:rPr>
+        <w:t>Просмотр установленных:</w:t>
+      </w:r>
+    </w:p>
+    <w:p>
+      <w:pPr>
+        <w:tabs>
+          <w:tab w:val="left" w:pos="3421"/>
+        </w:tabs>
+      </w:pPr>
+      <w:r>
+        <w:t>&gt;&gt;</w:t>
+      </w:r>
+      <w:r>
+        <w:t>pip list</w:t>
+      </w:r>
+    </w:p>
+    <w:p>
+      <w:pPr>
+        <w:tabs>
+          <w:tab w:val="left" w:pos="3421"/>
+        </w:tabs>
+        <w:rPr>
+          <w:b/>
+          <w:bCs/>
+        </w:rPr>
+      </w:pPr>
+      <w:r>
+        <w:rPr>
+          <w:b/>
+          <w:bCs/>
+        </w:rPr>
+        <w:t>Обновление pip (самого менеджера пакетов):</w:t>
+      </w:r>
+    </w:p>
+    <w:p>
+      <w:pPr>
+        <w:tabs>
+          <w:tab w:val="left" w:pos="3421"/>
+        </w:tabs>
+        <w:rPr>
+          <w:lang w:val="en-US"/>
+        </w:rPr>
+      </w:pPr>
+      <w:r>
+        <w:rPr>
+          <w:lang w:val="en-US"/>
+        </w:rPr>
+        <w:t>&gt;&gt;</w:t>
+      </w:r>
+      <w:r>
+        <w:rPr>
+          <w:lang w:val="en-US"/>
+        </w:rPr>
+        <w:t>python -m pip install --upgrade pip</w:t>
+      </w:r>
+    </w:p>
+    <w:p>
+      <w:pPr>
+        <w:tabs>
+          <w:tab w:val="left" w:pos="3421"/>
+        </w:tabs>
+      </w:pPr>
+      <w:r>
+        <w:pict w14:anchorId="67ED6BF8">
+          <v:rect id="_x0000_i1028" style="width:0;height:.75pt" o:hralign="center" o:hrstd="t" o:hr="t" fillcolor="#a0a0a0" stroked="f"/>
+        </w:pict>
+      </w:r>
+    </w:p>
+    <w:p>
+      <w:pPr>
+        <w:tabs>
+          <w:tab w:val="left" w:pos="3421"/>
+        </w:tabs>
+        <w:rPr>
+          <w:b/>
+          <w:bCs/>
+        </w:rPr>
+      </w:pPr>
+      <w:r>
+        <w:rPr>
+          <w:rFonts w:ascii="Segoe UI Emoji" w:hAnsi="Segoe UI Emoji" w:cs="Segoe UI Emoji"/>
+          <w:b/>
+          <w:bCs/>
+        </w:rPr>
+        <w:t>📋</w:t>
+      </w:r>
+      <w:r>
+        <w:rPr>
+          <w:b/>
+          <w:bCs/>
+        </w:rPr>
+        <w:t xml:space="preserve"> Экспорт/импорт зависимостей</w:t>
+      </w:r>
+    </w:p>
+    <w:p>
+      <w:pPr>
+        <w:tabs>
+          <w:tab w:val="left" w:pos="3421"/>
+        </w:tabs>
+        <w:rPr>
+          <w:b/>
+          <w:bCs/>
+        </w:rPr>
+      </w:pPr>
+      <w:r>
+        <w:rPr>
+          <w:b/>
+          <w:bCs/>
+        </w:rPr>
+        <w:t>Сохранить все библиотеки в файл:</w:t>
+      </w:r>
+    </w:p>
+    <w:p>
+      <w:pPr>
+        <w:tabs>
+          <w:tab w:val="left" w:pos="3421"/>
+        </w:tabs>
+      </w:pPr>
+      <w:r>
+        <w:t>&gt;&gt;</w:t>
+      </w:r>
+      <w:r>
+        <w:t>pip freeze &gt; requirements.txt</w:t>
+      </w:r>
+    </w:p>
+    <w:p>
+      <w:pPr>
+        <w:tabs>
+          <w:tab w:val="left" w:pos="3421"/>
+        </w:tabs>
+        <w:rPr>
+          <w:b/>
+          <w:bCs/>
+        </w:rPr>
+      </w:pPr>
+      <w:r>
+        <w:rPr>
+          <w:b/>
+          <w:bCs/>
+        </w:rPr>
+        <w:t>Установить библиотеки из файла (на другом компьютере):</w:t>
+      </w:r>
+    </w:p>
+    <w:p>
+      <w:pPr>
+        <w:tabs>
+          <w:tab w:val="left" w:pos="3421"/>
+        </w:tabs>
+      </w:pPr>
+      <w:r>
+        <w:t>&gt;&gt;</w:t>
+      </w:r>
+      <w:r>
+        <w:rPr>
+          <w:lang w:val="en-US"/>
+        </w:rPr>
         <w:t>pip</w:t>
       </w:r>
-      <w:proofErr w:type="spellEnd"/>
       <w:r>
         <w:t xml:space="preserve"> </w:t>
       </w:r>
-      <w:proofErr w:type="spellStart"/>
-      <w:r>
-        <w:t>uninstall</w:t>
-      </w:r>
-      <w:proofErr w:type="spellEnd"/>
+      <w:r>
+        <w:rPr>
+          <w:lang w:val="en-US"/>
+        </w:rPr>
+        <w:t>install</w:t>
+      </w:r>
+      <w:r>
+        <w:t xml:space="preserve"> -</w:t>
+      </w:r>
+      <w:r>
+        <w:rPr>
+          <w:lang w:val="en-US"/>
+        </w:rPr>
+        <w:t>r</w:t>
+      </w:r>
       <w:r>
         <w:t xml:space="preserve"> </w:t>
       </w:r>
-      <w:proofErr w:type="spellStart"/>
-      <w:r>
-        <w:t>название_библиотеки</w:t>
-      </w:r>
-      <w:proofErr w:type="spellEnd"/>
-    </w:p>
-    <w:p>
-      <w:pPr>
-        <w:tabs>
-          <w:tab w:val="left" w:pos="3421"/>
-        </w:tabs>
-        <w:rPr>
-          <w:b/>
-          <w:bCs/>
-        </w:rPr>
-      </w:pPr>
-      <w:r>
-        <w:rPr>
-          <w:b/>
-          <w:bCs/>
-        </w:rPr>
-        <w:t>Просмотр установленных:</w:t>
-      </w:r>
-    </w:p>
-    <w:p>
-      <w:pPr>
-        <w:tabs>
-          <w:tab w:val="left" w:pos="3421"/>
-        </w:tabs>
+      <w:r>
+        <w:rPr>
+          <w:lang w:val="en-US"/>
+        </w:rPr>
+        <w:t>requirements</w:t>
+      </w:r>
+      <w:r>
+        <w:t>.</w:t>
+      </w:r>
+      <w:r>
+        <w:rPr>
+          <w:lang w:val="en-US"/>
+        </w:rPr>
+        <w:t>txt</w:t>
+      </w:r>
+    </w:p>
+    <w:p>
+      <w:pPr>
+        <w:tabs>
+          <w:tab w:val="left" w:pos="3421"/>
+        </w:tabs>
+      </w:pPr>
+      <w:r>
+        <w:t>Это позволяет переносить проект — достаточно скопировать код и requirements.txt, а окружение создать заново.</w:t>
+      </w:r>
+    </w:p>
+    <w:p>
+      <w:pPr>
+        <w:tabs>
+          <w:tab w:val="left" w:pos="3421"/>
+        </w:tabs>
+      </w:pPr>
+      <w:r>
+        <w:pict w14:anchorId="1A53F60B">
+          <v:rect id="_x0000_i1029" style="width:0;height:.75pt" o:hralign="center" o:hrstd="t" o:hr="t" fillcolor="#a0a0a0" stroked="f"/>
+        </w:pict>
+      </w:r>
+    </w:p>
+    <w:p>
+      <w:pPr>
+        <w:tabs>
+          <w:tab w:val="left" w:pos="3421"/>
+        </w:tabs>
+        <w:rPr>
+          <w:b/>
+          <w:bCs/>
+        </w:rPr>
+      </w:pPr>
+      <w:r>
+        <w:rPr>
+          <w:rFonts w:ascii="Segoe UI Symbol" w:hAnsi="Segoe UI Symbol" w:cs="Segoe UI Symbol"/>
+          <w:b/>
+          <w:bCs/>
+        </w:rPr>
+        <w:t>🗑</w:t>
+      </w:r>
+      <w:r>
+        <w:rPr>
+          <w:b/>
+          <w:bCs/>
+        </w:rPr>
+        <w:t>️ Удаление окружения</w:t>
+      </w:r>
+    </w:p>
+    <w:p>
+      <w:pPr>
+        <w:tabs>
+          <w:tab w:val="left" w:pos="3421"/>
+        </w:tabs>
+      </w:pPr>
+      <w:r>
+        <w:t>Просто удалите папку .venv:</w:t>
+      </w:r>
+    </w:p>
+    <w:p>
+      <w:pPr>
+        <w:tabs>
+          <w:tab w:val="left" w:pos="3421"/>
+        </w:tabs>
+        <w:rPr>
+          <w:lang w:val="en-US"/>
+        </w:rPr>
       </w:pPr>
       <w:r>
         <w:rPr>
@@ -903,327 +953,11 @@
         </w:rPr>
         <w:t>&gt;&gt;</w:t>
       </w:r>
-      <w:proofErr w:type="spellStart"/>
-      <w:r>
-        <w:t>pip</w:t>
-      </w:r>
-      <w:proofErr w:type="spellEnd"/>
-      <w:r>
-        <w:t xml:space="preserve"> </w:t>
-      </w:r>
-      <w:proofErr w:type="spellStart"/>
-      <w:r>
-        <w:t>list</w:t>
-      </w:r>
-      <w:proofErr w:type="spellEnd"/>
-    </w:p>
-    <w:p>
-      <w:pPr>
-        <w:tabs>
-          <w:tab w:val="left" w:pos="3421"/>
-        </w:tabs>
-        <w:rPr>
-          <w:b/>
-          <w:bCs/>
-        </w:rPr>
-      </w:pPr>
-      <w:r>
-        <w:rPr>
-          <w:b/>
-          <w:bCs/>
-        </w:rPr>
-        <w:t xml:space="preserve">Обновление </w:t>
-      </w:r>
-      <w:proofErr w:type="spellStart"/>
-      <w:r>
-        <w:rPr>
-          <w:b/>
-          <w:bCs/>
-        </w:rPr>
-        <w:t>pip</w:t>
-      </w:r>
-      <w:proofErr w:type="spellEnd"/>
-      <w:r>
-        <w:rPr>
-          <w:b/>
-          <w:bCs/>
-        </w:rPr>
-        <w:t xml:space="preserve"> (самого менеджера пакетов):</w:t>
-      </w:r>
-    </w:p>
-    <w:p>
-      <w:pPr>
-        <w:tabs>
-          <w:tab w:val="left" w:pos="3421"/>
-        </w:tabs>
-        <w:rPr>
-          <w:lang w:val="en-US"/>
-        </w:rPr>
-      </w:pPr>
-      <w:r>
-        <w:rPr>
-          <w:lang w:val="en-US"/>
-        </w:rPr>
-        <w:t>&gt;&gt;</w:t>
-      </w:r>
-      <w:r>
-        <w:rPr>
-          <w:lang w:val="en-US"/>
-        </w:rPr>
-        <w:t>python -m pip install --upgrade pip</w:t>
-      </w:r>
-    </w:p>
-    <w:p>
-      <w:pPr>
-        <w:tabs>
-          <w:tab w:val="left" w:pos="3421"/>
-        </w:tabs>
-      </w:pPr>
-      <w:r>
-        <w:pict w14:anchorId="67ED6BF8">
-          <v:rect id="_x0000_i1094" style="width:0;height:.75pt" o:hralign="center" o:hrstd="t" o:hr="t" fillcolor="#a0a0a0" stroked="f"/>
-        </w:pict>
-      </w:r>
-    </w:p>
-    <w:p>
-      <w:pPr>
-        <w:tabs>
-          <w:tab w:val="left" w:pos="3421"/>
-        </w:tabs>
-        <w:rPr>
-          <w:b/>
-          <w:bCs/>
-        </w:rPr>
-      </w:pPr>
-      <w:r>
-        <w:rPr>
-          <w:rFonts w:ascii="Segoe UI Emoji" w:hAnsi="Segoe UI Emoji" w:cs="Segoe UI Emoji"/>
-          <w:b/>
-          <w:bCs/>
-        </w:rPr>
-        <w:t>📋</w:t>
-      </w:r>
-      <w:r>
-        <w:rPr>
-          <w:b/>
-          <w:bCs/>
-        </w:rPr>
-        <w:t xml:space="preserve"> Экспорт/импорт зависимостей</w:t>
-      </w:r>
-    </w:p>
-    <w:p>
-      <w:pPr>
-        <w:tabs>
-          <w:tab w:val="left" w:pos="3421"/>
-        </w:tabs>
-        <w:rPr>
-          <w:b/>
-          <w:bCs/>
-          <w:lang w:val="en-US"/>
-        </w:rPr>
-      </w:pPr>
-      <w:r>
-        <w:rPr>
-          <w:b/>
-          <w:bCs/>
-        </w:rPr>
-        <w:t>Сохранить все библиотеки в файл:</w:t>
-      </w:r>
-    </w:p>
-    <w:p>
-      <w:pPr>
-        <w:tabs>
-          <w:tab w:val="left" w:pos="3421"/>
-        </w:tabs>
-      </w:pPr>
-      <w:r>
-        <w:rPr>
-          <w:lang w:val="en-US"/>
-        </w:rPr>
-        <w:t>&gt;&gt;</w:t>
-      </w:r>
-      <w:proofErr w:type="spellStart"/>
-      <w:r>
-        <w:t>pip</w:t>
-      </w:r>
-      <w:proofErr w:type="spellEnd"/>
-      <w:r>
-        <w:t xml:space="preserve"> </w:t>
-      </w:r>
-      <w:proofErr w:type="spellStart"/>
-      <w:r>
-        <w:t>freeze</w:t>
-      </w:r>
-      <w:proofErr w:type="spellEnd"/>
-      <w:r>
-        <w:t xml:space="preserve"> &gt; requirements.txt</w:t>
-      </w:r>
-    </w:p>
-    <w:p>
-      <w:pPr>
-        <w:tabs>
-          <w:tab w:val="left" w:pos="3421"/>
-        </w:tabs>
-        <w:rPr>
-          <w:b/>
-          <w:bCs/>
-          <w:lang w:val="en-US"/>
-        </w:rPr>
-      </w:pPr>
-      <w:r>
-        <w:rPr>
-          <w:b/>
-          <w:bCs/>
-        </w:rPr>
-        <w:t>Установить библиотеки из файла (на другом компьютере):</w:t>
-      </w:r>
-    </w:p>
-    <w:p>
-      <w:pPr>
-        <w:tabs>
-          <w:tab w:val="left" w:pos="3421"/>
-        </w:tabs>
-        <w:rPr>
-          <w:lang w:val="en-US"/>
-        </w:rPr>
-      </w:pPr>
-      <w:r>
-        <w:rPr>
-          <w:lang w:val="en-US"/>
-        </w:rPr>
-        <w:t>&gt;&gt;</w:t>
-      </w:r>
-      <w:r>
-        <w:rPr>
-          <w:lang w:val="en-US"/>
-        </w:rPr>
-        <w:t>pip install -r requirements.txt</w:t>
-      </w:r>
-    </w:p>
-    <w:p>
-      <w:pPr>
-        <w:tabs>
-          <w:tab w:val="left" w:pos="3421"/>
-        </w:tabs>
-      </w:pPr>
-      <w:r>
-        <w:t>Это позволяет переносить проект — достаточно скопировать код и requirements.txt, а окружение создать заново.</w:t>
-      </w:r>
-    </w:p>
-    <w:p>
-      <w:pPr>
-        <w:tabs>
-          <w:tab w:val="left" w:pos="3421"/>
-        </w:tabs>
-      </w:pPr>
-      <w:r>
-        <w:pict w14:anchorId="1A53F60B">
-          <v:rect id="_x0000_i1095" style="width:0;height:.75pt" o:hralign="center" o:hrstd="t" o:hr="t" fillcolor="#a0a0a0" stroked="f"/>
-        </w:pict>
-      </w:r>
-    </w:p>
-    <w:p>
-      <w:pPr>
-        <w:tabs>
-          <w:tab w:val="left" w:pos="3421"/>
-        </w:tabs>
-        <w:rPr>
-          <w:b/>
-          <w:bCs/>
-        </w:rPr>
-      </w:pPr>
-      <w:r>
-        <w:rPr>
-          <w:rFonts w:ascii="Segoe UI Symbol" w:hAnsi="Segoe UI Symbol" w:cs="Segoe UI Symbol"/>
-          <w:b/>
-          <w:bCs/>
-        </w:rPr>
-        <w:t>🗑</w:t>
-      </w:r>
-      <w:r>
-        <w:rPr>
-          <w:b/>
-          <w:bCs/>
-        </w:rPr>
-        <w:t>️ Удаление окружения</w:t>
-      </w:r>
-    </w:p>
-    <w:p>
-      <w:pPr>
-        <w:tabs>
-          <w:tab w:val="left" w:pos="3421"/>
-        </w:tabs>
-        <w:rPr>
-          <w:lang w:val="en-US"/>
-        </w:rPr>
-      </w:pPr>
-      <w:r>
-        <w:t xml:space="preserve">Просто удалите </w:t>
-      </w:r>
-      <w:proofErr w:type="gramStart"/>
-      <w:r>
-        <w:t>папку .</w:t>
-      </w:r>
-      <w:proofErr w:type="spellStart"/>
-      <w:r>
-        <w:t>venv</w:t>
-      </w:r>
-      <w:proofErr w:type="spellEnd"/>
-      <w:proofErr w:type="gramEnd"/>
-      <w:r>
-        <w:t>:</w:t>
-      </w:r>
-    </w:p>
-    <w:p>
-      <w:pPr>
-        <w:tabs>
-          <w:tab w:val="left" w:pos="3421"/>
-        </w:tabs>
-        <w:rPr>
-          <w:lang w:val="en-US"/>
-        </w:rPr>
-      </w:pPr>
-      <w:r>
-        <w:rPr>
-          <w:lang w:val="en-US"/>
-        </w:rPr>
-        <w:t>&gt;&gt;</w:t>
-      </w:r>
-      <w:proofErr w:type="spellStart"/>
-      <w:r>
-        <w:rPr>
-          <w:lang w:val="en-US"/>
-        </w:rPr>
-        <w:t>rmdir</w:t>
-      </w:r>
-      <w:proofErr w:type="spellEnd"/>
-      <w:r>
-        <w:rPr>
-          <w:lang w:val="en-US"/>
-        </w:rPr>
-        <w:t xml:space="preserve"> /</w:t>
-      </w:r>
-      <w:proofErr w:type="gramStart"/>
-      <w:r>
-        <w:rPr>
-          <w:lang w:val="en-US"/>
-        </w:rPr>
-        <w:t>s .</w:t>
-      </w:r>
-      <w:proofErr w:type="spellStart"/>
-      <w:r>
-        <w:rPr>
-          <w:lang w:val="en-US"/>
-        </w:rPr>
-        <w:t>venv</w:t>
-      </w:r>
-      <w:proofErr w:type="spellEnd"/>
-      <w:proofErr w:type="gramEnd"/>
-      <w:r>
-        <w:rPr>
-          <w:lang w:val="en-US"/>
-        </w:rPr>
-        <w:t xml:space="preserve">       (Windows)</w:t>
+      <w:r>
+        <w:rPr>
+          <w:lang w:val="en-US"/>
+        </w:rPr>
+        <w:t>rmdir /s .venv       (Windows)</w:t>
       </w:r>
     </w:p>
     <w:p>
@@ -1234,7 +968,7 @@
       </w:pPr>
       <w:r>
         <w:pict w14:anchorId="2212BB85">
-          <v:rect id="_x0000_i1096" style="width:0;height:.75pt" o:hralign="center" o:hrstd="t" o:hr="t" fillcolor="#a0a0a0" stroked="f"/>
+          <v:rect id="_x0000_i1030" style="width:0;height:.75pt" o:hralign="center" o:hrstd="t" o:hr="t" fillcolor="#a0a0a0" stroked="f"/>
         </w:pict>
       </w:r>
     </w:p>
@@ -1282,31 +1016,7 @@
         <w:t>Выбрать интерпретатор:</w:t>
       </w:r>
       <w:r>
-        <w:t xml:space="preserve"> Ctrl + Shift + P → Python: Select </w:t>
-      </w:r>
-      <w:proofErr w:type="spellStart"/>
-      <w:r>
-        <w:t>Interpreter</w:t>
-      </w:r>
-      <w:proofErr w:type="spellEnd"/>
-      <w:r>
-        <w:t> → выбрать .</w:t>
-      </w:r>
-      <w:proofErr w:type="spellStart"/>
-      <w:r>
-        <w:t>venv</w:t>
-      </w:r>
-      <w:proofErr w:type="spellEnd"/>
-      <w:r>
-        <w:t>\</w:t>
-      </w:r>
-      <w:proofErr w:type="spellStart"/>
-      <w:r>
-        <w:t>Scripts</w:t>
-      </w:r>
-      <w:proofErr w:type="spellEnd"/>
-      <w:r>
-        <w:t>\python.exe</w:t>
+        <w:t> Ctrl + Shift + P → Python: Select Interpreter → выбрать .venv\Scripts\python.exe</w:t>
       </w:r>
     </w:p>
     <w:p>
@@ -1344,39 +1054,27 @@
         <w:tabs>
           <w:tab w:val="left" w:pos="3421"/>
         </w:tabs>
-        <w:rPr>
-          <w:lang w:val="en-US"/>
-        </w:rPr>
-      </w:pPr>
-    </w:p>
-    <w:p>
-      <w:pPr>
-        <w:tabs>
-          <w:tab w:val="left" w:pos="3421"/>
-        </w:tabs>
-        <w:rPr>
-          <w:lang w:val="en-US"/>
-        </w:rPr>
-      </w:pPr>
-    </w:p>
-    <w:p>
-      <w:pPr>
-        <w:tabs>
-          <w:tab w:val="left" w:pos="3421"/>
-        </w:tabs>
-        <w:rPr>
-          <w:lang w:val="en-US"/>
-        </w:rPr>
-      </w:pPr>
-    </w:p>
-    <w:p>
-      <w:pPr>
-        <w:tabs>
-          <w:tab w:val="left" w:pos="3421"/>
-        </w:tabs>
-        <w:rPr>
-          <w:lang w:val="en-US"/>
-        </w:rPr>
+      </w:pPr>
+    </w:p>
+    <w:p>
+      <w:pPr>
+        <w:tabs>
+          <w:tab w:val="left" w:pos="3421"/>
+        </w:tabs>
+      </w:pPr>
+    </w:p>
+    <w:p>
+      <w:pPr>
+        <w:tabs>
+          <w:tab w:val="left" w:pos="3421"/>
+        </w:tabs>
+      </w:pPr>
+    </w:p>
+    <w:p>
+      <w:pPr>
+        <w:tabs>
+          <w:tab w:val="left" w:pos="3421"/>
+        </w:tabs>
       </w:pPr>
     </w:p>
     <w:p>
@@ -1387,7 +1085,7 @@
       </w:pPr>
       <w:r>
         <w:pict w14:anchorId="43B0A7A5">
-          <v:rect id="_x0000_i1097" style="width:0;height:.75pt" o:hralign="center" o:hrstd="t" o:hr="t" fillcolor="#a0a0a0" stroked="f"/>
+          <v:rect id="_x0000_i1031" style="width:0;height:.75pt" o:hralign="center" o:hrstd="t" o:hr="t" fillcolor="#a0a0a0" stroked="f"/>
         </w:pict>
       </w:r>
     </w:p>
@@ -1424,25 +1122,18 @@
           <w:tab w:val="left" w:pos="3421"/>
         </w:tabs>
       </w:pPr>
-      <w:proofErr w:type="spellStart"/>
       <w:r>
         <w:t>text</w:t>
       </w:r>
-      <w:proofErr w:type="spellEnd"/>
-    </w:p>
-    <w:p>
-      <w:pPr>
-        <w:tabs>
-          <w:tab w:val="left" w:pos="3421"/>
-        </w:tabs>
-      </w:pPr>
-      <w:proofErr w:type="spellStart"/>
-      <w:r>
-        <w:t>МойПроект</w:t>
-      </w:r>
-      <w:proofErr w:type="spellEnd"/>
-      <w:r>
-        <w:t>/</w:t>
+    </w:p>
+    <w:p>
+      <w:pPr>
+        <w:tabs>
+          <w:tab w:val="left" w:pos="3421"/>
+        </w:tabs>
+      </w:pPr>
+      <w:r>
+        <w:t>МойПроект/</w:t>
       </w:r>
     </w:p>
     <w:p>
@@ -1461,31 +1152,82 @@
         <w:rPr>
           <w:rFonts w:ascii="Aptos" w:hAnsi="Aptos" w:cs="Aptos"/>
         </w:rPr>
-        <w:t>─</w:t>
-      </w:r>
-      <w:proofErr w:type="gramStart"/>
+        <w:t>──</w:t>
+      </w:r>
+      <w:r>
+        <w:t xml:space="preserve"> .venv/                 </w:t>
+      </w:r>
       <w:r>
         <w:rPr>
           <w:rFonts w:ascii="Aptos" w:hAnsi="Aptos" w:cs="Aptos"/>
         </w:rPr>
-        <w:t>─</w:t>
-      </w:r>
-      <w:r>
-        <w:t xml:space="preserve"> .</w:t>
-      </w:r>
-      <w:proofErr w:type="spellStart"/>
-      <w:r>
-        <w:t>venv</w:t>
-      </w:r>
-      <w:proofErr w:type="spellEnd"/>
-      <w:proofErr w:type="gramEnd"/>
-      <w:r>
-        <w:t xml:space="preserve">/                 </w:t>
+        <w:t>←</w:t>
+      </w:r>
+      <w:r>
+        <w:t xml:space="preserve"> </w:t>
       </w:r>
       <w:r>
         <w:rPr>
           <w:rFonts w:ascii="Aptos" w:hAnsi="Aptos" w:cs="Aptos"/>
         </w:rPr>
+        <w:t>виртуальное</w:t>
+      </w:r>
+      <w:r>
+        <w:t xml:space="preserve"> </w:t>
+      </w:r>
+      <w:r>
+        <w:rPr>
+          <w:rFonts w:ascii="Aptos" w:hAnsi="Aptos" w:cs="Aptos"/>
+        </w:rPr>
+        <w:t>окружение</w:t>
+      </w:r>
+      <w:r>
+        <w:t xml:space="preserve"> (</w:t>
+      </w:r>
+      <w:r>
+        <w:rPr>
+          <w:rFonts w:ascii="Aptos" w:hAnsi="Aptos" w:cs="Aptos"/>
+        </w:rPr>
+        <w:t>не</w:t>
+      </w:r>
+      <w:r>
+        <w:t xml:space="preserve"> </w:t>
+      </w:r>
+      <w:r>
+        <w:rPr>
+          <w:rFonts w:ascii="Aptos" w:hAnsi="Aptos" w:cs="Aptos"/>
+        </w:rPr>
+        <w:t>трогать</w:t>
+      </w:r>
+      <w:r>
+        <w:t>)</w:t>
+      </w:r>
+    </w:p>
+    <w:p>
+      <w:pPr>
+        <w:tabs>
+          <w:tab w:val="left" w:pos="3421"/>
+        </w:tabs>
+      </w:pPr>
+      <w:r>
+        <w:rPr>
+          <w:rFonts w:ascii="Arial" w:hAnsi="Arial" w:cs="Arial"/>
+        </w:rPr>
+        <w:t>├</w:t>
+      </w:r>
+      <w:r>
+        <w:rPr>
+          <w:rFonts w:ascii="Aptos" w:hAnsi="Aptos" w:cs="Aptos"/>
+        </w:rPr>
+        <w:t>──</w:t>
+      </w:r>
+      <w:r>
+        <w:t xml:space="preserve"> main.py                </w:t>
+      </w:r>
+      <w:r>
+        <w:rPr>
+          <w:rFonts w:ascii="Aptos" w:hAnsi="Aptos" w:cs="Aptos"/>
+        </w:rPr>
         <w:t>←</w:t>
       </w:r>
       <w:r>
@@ -1495,95 +1237,28 @@
         <w:rPr>
           <w:rFonts w:ascii="Aptos" w:hAnsi="Aptos" w:cs="Aptos"/>
         </w:rPr>
-        <w:t>виртуальное</w:t>
-      </w:r>
-      <w:r>
-        <w:t xml:space="preserve"> </w:t>
+        <w:t>код</w:t>
+      </w:r>
+    </w:p>
+    <w:p>
+      <w:pPr>
+        <w:tabs>
+          <w:tab w:val="left" w:pos="3421"/>
+        </w:tabs>
+      </w:pPr>
+      <w:r>
+        <w:rPr>
+          <w:rFonts w:ascii="Arial" w:hAnsi="Arial" w:cs="Arial"/>
+        </w:rPr>
+        <w:t>├</w:t>
       </w:r>
       <w:r>
         <w:rPr>
           <w:rFonts w:ascii="Aptos" w:hAnsi="Aptos" w:cs="Aptos"/>
         </w:rPr>
-        <w:t>окружение</w:t>
-      </w:r>
-      <w:r>
-        <w:t xml:space="preserve"> (</w:t>
-      </w:r>
-      <w:r>
-        <w:rPr>
-          <w:rFonts w:ascii="Aptos" w:hAnsi="Aptos" w:cs="Aptos"/>
-        </w:rPr>
-        <w:t>не</w:t>
-      </w:r>
-      <w:r>
-        <w:t xml:space="preserve"> </w:t>
-      </w:r>
-      <w:r>
-        <w:rPr>
-          <w:rFonts w:ascii="Aptos" w:hAnsi="Aptos" w:cs="Aptos"/>
-        </w:rPr>
-        <w:t>трогать</w:t>
-      </w:r>
-      <w:r>
-        <w:t>)</w:t>
-      </w:r>
-    </w:p>
-    <w:p>
-      <w:pPr>
-        <w:tabs>
-          <w:tab w:val="left" w:pos="3421"/>
-        </w:tabs>
-      </w:pPr>
-      <w:r>
-        <w:rPr>
-          <w:rFonts w:ascii="Arial" w:hAnsi="Arial" w:cs="Arial"/>
-        </w:rPr>
-        <w:t>├</w:t>
-      </w:r>
-      <w:r>
-        <w:rPr>
-          <w:rFonts w:ascii="Aptos" w:hAnsi="Aptos" w:cs="Aptos"/>
-        </w:rPr>
         <w:t>──</w:t>
       </w:r>
       <w:r>
-        <w:t xml:space="preserve"> main.py                </w:t>
-      </w:r>
-      <w:r>
-        <w:rPr>
-          <w:rFonts w:ascii="Aptos" w:hAnsi="Aptos" w:cs="Aptos"/>
-        </w:rPr>
-        <w:t>←</w:t>
-      </w:r>
-      <w:r>
-        <w:t xml:space="preserve"> </w:t>
-      </w:r>
-      <w:r>
-        <w:rPr>
-          <w:rFonts w:ascii="Aptos" w:hAnsi="Aptos" w:cs="Aptos"/>
-        </w:rPr>
-        <w:t>код</w:t>
-      </w:r>
-    </w:p>
-    <w:p>
-      <w:pPr>
-        <w:tabs>
-          <w:tab w:val="left" w:pos="3421"/>
-        </w:tabs>
-      </w:pPr>
-      <w:r>
-        <w:rPr>
-          <w:rFonts w:ascii="Arial" w:hAnsi="Arial" w:cs="Arial"/>
-        </w:rPr>
-        <w:t>├</w:t>
-      </w:r>
-      <w:r>
-        <w:rPr>
-          <w:rFonts w:ascii="Aptos" w:hAnsi="Aptos" w:cs="Aptos"/>
-        </w:rPr>
-        <w:t>──</w:t>
-      </w:r>
-      <w:r>
         <w:t xml:space="preserve"> requirements.txt       ← список библиотек</w:t>
       </w:r>
     </w:p>
@@ -1594,62 +1269,18 @@
         </w:tabs>
       </w:pPr>
       <w:r>
-        <w:t>└─</w:t>
-      </w:r>
-      <w:proofErr w:type="gramStart"/>
-      <w:r>
-        <w:t>─ .</w:t>
-      </w:r>
-      <w:proofErr w:type="spellStart"/>
-      <w:r>
-        <w:t>gitignore</w:t>
-      </w:r>
-      <w:proofErr w:type="spellEnd"/>
-      <w:proofErr w:type="gramEnd"/>
-      <w:r>
-        <w:t xml:space="preserve">             ← добавить .</w:t>
-      </w:r>
-      <w:proofErr w:type="spellStart"/>
-      <w:r>
-        <w:t>venv</w:t>
-      </w:r>
-      <w:proofErr w:type="spellEnd"/>
-      <w:r>
-        <w:t>/ сюда</w:t>
-      </w:r>
-    </w:p>
-    <w:p>
-      <w:pPr>
-        <w:tabs>
-          <w:tab w:val="left" w:pos="3421"/>
-        </w:tabs>
-      </w:pPr>
-      <w:proofErr w:type="gramStart"/>
-      <w:r>
-        <w:t>.</w:t>
-      </w:r>
-      <w:proofErr w:type="spellStart"/>
-      <w:r>
-        <w:t>gitignore</w:t>
-      </w:r>
-      <w:proofErr w:type="spellEnd"/>
-      <w:proofErr w:type="gramEnd"/>
-      <w:r>
-        <w:t> должен содержать строку .</w:t>
-      </w:r>
-      <w:proofErr w:type="spellStart"/>
-      <w:r>
-        <w:t>venv</w:t>
-      </w:r>
-      <w:proofErr w:type="spellEnd"/>
-      <w:r>
-        <w:t xml:space="preserve">/, чтобы окружение не попадало в </w:t>
-      </w:r>
-      <w:proofErr w:type="spellStart"/>
-      <w:r>
-        <w:t>Git</w:t>
-      </w:r>
-      <w:proofErr w:type="spellEnd"/>
+        <w:t>└── .gitignore             ← добавить .venv/ сюда</w:t>
+      </w:r>
+    </w:p>
+    <w:p>
+      <w:pPr>
+        <w:tabs>
+          <w:tab w:val="left" w:pos="3421"/>
+        </w:tabs>
+      </w:pPr>
+      <w:r>
+        <w:t>.gitignore должен содержать строку .venv/, чтобы окружение не попадало в Git</w:t>
+      </w:r>
     </w:p>
     <w:p>
       <w:pPr>
@@ -1659,7 +1290,7 @@
       </w:pPr>
       <w:r>
         <w:pict w14:anchorId="6B1C45F9">
-          <v:rect id="_x0000_i1098" style="width:0;height:.75pt" o:hralign="center" o:hrstd="t" o:hr="t" fillcolor="#a0a0a0" stroked="f"/>
+          <v:rect id="_x0000_i1032" style="width:0;height:.75pt" o:hralign="center" o:hrstd="t" o:hr="t" fillcolor="#a0a0a0" stroked="f"/>
         </w:pict>
       </w:r>
     </w:p>
@@ -1849,44 +1480,8 @@
               <w:rPr>
                 <w:lang w:val="en-US"/>
               </w:rPr>
-              <w:t> Set-</w:t>
+              <w:t> Set-ExecutionPolicy RemoteSigned -Scope CurrentUser</w:t>
             </w:r>
-            <w:proofErr w:type="spellStart"/>
-            <w:r>
-              <w:rPr>
-                <w:lang w:val="en-US"/>
-              </w:rPr>
-              <w:t>ExecutionPolicy</w:t>
-            </w:r>
-            <w:proofErr w:type="spellEnd"/>
-            <w:r>
-              <w:rPr>
-                <w:lang w:val="en-US"/>
-              </w:rPr>
-              <w:t xml:space="preserve"> </w:t>
-            </w:r>
-            <w:proofErr w:type="spellStart"/>
-            <w:r>
-              <w:rPr>
-                <w:lang w:val="en-US"/>
-              </w:rPr>
-              <w:t>RemoteSigned</w:t>
-            </w:r>
-            <w:proofErr w:type="spellEnd"/>
-            <w:r>
-              <w:rPr>
-                <w:lang w:val="en-US"/>
-              </w:rPr>
-              <w:t xml:space="preserve"> -Scope </w:t>
-            </w:r>
-            <w:proofErr w:type="spellStart"/>
-            <w:r>
-              <w:rPr>
-                <w:lang w:val="en-US"/>
-              </w:rPr>
-              <w:t>CurrentUser</w:t>
-            </w:r>
-            <w:proofErr w:type="spellEnd"/>
           </w:p>
         </w:tc>
       </w:tr>
@@ -1932,40 +1527,9 @@
                 <w:tab w:val="left" w:pos="3421"/>
               </w:tabs>
             </w:pPr>
-            <w:proofErr w:type="gramStart"/>
             <w:r>
-              <w:t>Папка .</w:t>
+              <w:t>Папка .venv не создана → выполните python -m venv .venv</w:t>
             </w:r>
-            <w:proofErr w:type="spellStart"/>
-            <w:r>
-              <w:t>venv</w:t>
-            </w:r>
-            <w:proofErr w:type="spellEnd"/>
-            <w:proofErr w:type="gramEnd"/>
-            <w:r>
-              <w:t> не создана → выполните </w:t>
-            </w:r>
-            <w:proofErr w:type="spellStart"/>
-            <w:r>
-              <w:t>python</w:t>
-            </w:r>
-            <w:proofErr w:type="spellEnd"/>
-            <w:r>
-              <w:t xml:space="preserve"> -m </w:t>
-            </w:r>
-            <w:proofErr w:type="spellStart"/>
-            <w:r>
-              <w:t>venv</w:t>
-            </w:r>
-            <w:proofErr w:type="spellEnd"/>
-            <w:r>
-              <w:t xml:space="preserve"> .</w:t>
-            </w:r>
-            <w:proofErr w:type="spellStart"/>
-            <w:r>
-              <w:t>venv</w:t>
-            </w:r>
-            <w:proofErr w:type="spellEnd"/>
           </w:p>
         </w:tc>
       </w:tr>
@@ -1991,33 +1555,11 @@
                 <w:lang w:val="en-US"/>
               </w:rPr>
             </w:pPr>
-            <w:proofErr w:type="spellStart"/>
             <w:r>
               <w:rPr>
                 <w:lang w:val="en-US"/>
               </w:rPr>
-              <w:t>ModuleNotFoundError</w:t>
-            </w:r>
-            <w:proofErr w:type="spellEnd"/>
-            <w:r>
-              <w:rPr>
-                <w:lang w:val="en-US"/>
-              </w:rPr>
-              <w:t>: No module named '</w:t>
-            </w:r>
-            <w:proofErr w:type="spellStart"/>
-            <w:r>
-              <w:rPr>
-                <w:lang w:val="en-US"/>
-              </w:rPr>
-              <w:t>kivy</w:t>
-            </w:r>
-            <w:proofErr w:type="spellEnd"/>
-            <w:r>
-              <w:rPr>
-                <w:lang w:val="en-US"/>
-              </w:rPr>
-              <w:t>'</w:t>
+              <w:t>ModuleNotFoundError: No module named 'kivy'</w:t>
             </w:r>
           </w:p>
         </w:tc>
@@ -2040,20 +1582,7 @@
               </w:tabs>
             </w:pPr>
             <w:r>
-              <w:t xml:space="preserve">Запустили не из окружения → </w:t>
-            </w:r>
-            <w:proofErr w:type="gramStart"/>
-            <w:r>
-              <w:t>активируйте .</w:t>
-            </w:r>
-            <w:proofErr w:type="spellStart"/>
-            <w:r>
-              <w:t>venv</w:t>
-            </w:r>
-            <w:proofErr w:type="spellEnd"/>
-            <w:proofErr w:type="gramEnd"/>
-            <w:r>
-              <w:t> или выберите правильный интерпретатор в VS Code</w:t>
+              <w:t>Запустили не из окружения → активируйте .venv или выберите правильный интерпретатор в VS Code</w:t>
             </w:r>
           </w:p>
         </w:tc>
@@ -2077,21 +1606,8 @@
                 <w:tab w:val="left" w:pos="3421"/>
               </w:tabs>
             </w:pPr>
-            <w:proofErr w:type="spellStart"/>
             <w:r>
-              <w:t>pip</w:t>
-            </w:r>
-            <w:proofErr w:type="spellEnd"/>
-            <w:r>
-              <w:t xml:space="preserve"> </w:t>
-            </w:r>
-            <w:proofErr w:type="spellStart"/>
-            <w:r>
-              <w:t>install</w:t>
-            </w:r>
-            <w:proofErr w:type="spellEnd"/>
-            <w:r>
-              <w:t> очень медленный</w:t>
+              <w:t>pip install очень медленный</w:t>
             </w:r>
           </w:p>
         </w:tc>
@@ -2114,29 +1630,8 @@
               </w:tabs>
             </w:pPr>
             <w:r>
-              <w:t>Замените на зеркало: </w:t>
+              <w:t>Замените на зеркало: pip install -i https://mirrors.aliyun.com/pypi/simple/ kivy</w:t>
             </w:r>
-            <w:proofErr w:type="spellStart"/>
-            <w:r>
-              <w:t>pip</w:t>
-            </w:r>
-            <w:proofErr w:type="spellEnd"/>
-            <w:r>
-              <w:t xml:space="preserve"> </w:t>
-            </w:r>
-            <w:proofErr w:type="spellStart"/>
-            <w:r>
-              <w:t>install</w:t>
-            </w:r>
-            <w:proofErr w:type="spellEnd"/>
-            <w:r>
-              <w:t xml:space="preserve"> -i https://mirrors.aliyun.com/pypi/simple/ </w:t>
-            </w:r>
-            <w:proofErr w:type="spellStart"/>
-            <w:r>
-              <w:t>kivy</w:t>
-            </w:r>
-            <w:proofErr w:type="spellEnd"/>
           </w:p>
         </w:tc>
       </w:tr>
@@ -2149,7 +1644,7 @@
       </w:pPr>
       <w:r>
         <w:pict w14:anchorId="36B543EA">
-          <v:rect id="_x0000_i1099" style="width:0;height:.75pt" o:hralign="center" o:hrstd="t" o:hr="t" fillcolor="#a0a0a0" stroked="f"/>
+          <v:rect id="_x0000_i1033" style="width:0;height:.75pt" o:hralign="center" o:hrstd="t" o:hr="t" fillcolor="#a0a0a0" stroked="f"/>
         </w:pict>
       </w:r>
     </w:p>
@@ -2218,36 +1713,7 @@
         <w:t>Не ставьте библиотеки глобально</w:t>
       </w:r>
       <w:r>
-        <w:t> (</w:t>
-      </w:r>
-      <w:proofErr w:type="gramStart"/>
-      <w:r>
-        <w:t>без .</w:t>
-      </w:r>
-      <w:proofErr w:type="spellStart"/>
-      <w:r>
-        <w:t>venv</w:t>
-      </w:r>
-      <w:proofErr w:type="spellEnd"/>
-      <w:proofErr w:type="gramEnd"/>
-      <w:r>
-        <w:t>\</w:t>
-      </w:r>
-      <w:proofErr w:type="spellStart"/>
-      <w:r>
-        <w:t>Scripts</w:t>
-      </w:r>
-      <w:proofErr w:type="spellEnd"/>
-      <w:r>
-        <w:t>\</w:t>
-      </w:r>
-      <w:proofErr w:type="spellStart"/>
-      <w:r>
-        <w:t>activate</w:t>
-      </w:r>
-      <w:proofErr w:type="spellEnd"/>
-      <w:r>
-        <w:t> в начале строки)</w:t>
+        <w:t> (без .venv\Scripts\activate в начале строки)</w:t>
       </w:r>
     </w:p>
     <w:p>
@@ -2265,49 +1731,21 @@
           <w:b/>
           <w:bCs/>
         </w:rPr>
-        <w:t xml:space="preserve">Не добавляйте </w:t>
-      </w:r>
-      <w:proofErr w:type="gramStart"/>
-      <w:r>
-        <w:rPr>
-          <w:b/>
-          <w:bCs/>
-        </w:rPr>
-        <w:t>папку </w:t>
-      </w:r>
-      <w:r>
-        <w:t>.</w:t>
-      </w:r>
-      <w:proofErr w:type="spellStart"/>
-      <w:r>
-        <w:t>venv</w:t>
-      </w:r>
-      <w:proofErr w:type="spellEnd"/>
-      <w:proofErr w:type="gramEnd"/>
-      <w:r>
-        <w:rPr>
-          <w:b/>
-          <w:bCs/>
-        </w:rPr>
-        <w:t xml:space="preserve"> в </w:t>
-      </w:r>
-      <w:proofErr w:type="spellStart"/>
-      <w:r>
-        <w:rPr>
-          <w:b/>
-          <w:bCs/>
-        </w:rPr>
-        <w:t>Git</w:t>
-      </w:r>
-      <w:proofErr w:type="spellEnd"/>
-      <w:r>
-        <w:t> — добавьте её в .</w:t>
-      </w:r>
-      <w:proofErr w:type="spellStart"/>
-      <w:r>
-        <w:t>gitignore</w:t>
-      </w:r>
-      <w:proofErr w:type="spellEnd"/>
+        <w:t>Не добавляйте папку </w:t>
+      </w:r>
+      <w:r>
+        <w:t>.venv</w:t>
+      </w:r>
+      <w:r>
+        <w:rPr>
+          <w:b/>
+          <w:bCs/>
+        </w:rPr>
+        <w:t> в Git</w:t>
+      </w:r>
+      <w:r>
+        <w:t> — добавьте её в .gitignore</w:t>
+      </w:r>
     </w:p>
     <w:p>
       <w:pPr>
@@ -2338,7 +1776,7 @@
       </w:pPr>
       <w:r>
         <w:pict w14:anchorId="62FB358F">
-          <v:rect id="_x0000_i1100" style="width:0;height:.75pt" o:hralign="center" o:hrstd="t" o:hr="t" fillcolor="#a0a0a0" stroked="f"/>
+          <v:rect id="_x0000_i1034" style="width:0;height:.75pt" o:hralign="center" o:hrstd="t" o:hr="t" fillcolor="#a0a0a0" stroked="f"/>
         </w:pict>
       </w:r>
     </w:p>
@@ -2375,11 +1813,9 @@
           <w:tab w:val="left" w:pos="3421"/>
         </w:tabs>
       </w:pPr>
-      <w:proofErr w:type="spellStart"/>
       <w:r>
         <w:t>cmd</w:t>
       </w:r>
-      <w:proofErr w:type="spellEnd"/>
     </w:p>
     <w:p>
       <w:pPr>
@@ -2397,13 +1833,8 @@
           <w:tab w:val="left" w:pos="3421"/>
         </w:tabs>
       </w:pPr>
-      <w:proofErr w:type="spellStart"/>
-      <w:r>
-        <w:t>cd</w:t>
-      </w:r>
-      <w:proofErr w:type="spellEnd"/>
-      <w:r>
-        <w:t xml:space="preserve"> C:\мой_проект</w:t>
+      <w:r>
+        <w:t>cd C:\мой_проект</w:t>
       </w:r>
     </w:p>
     <w:p>
@@ -2429,32 +1860,9 @@
           <w:tab w:val="left" w:pos="3421"/>
         </w:tabs>
       </w:pPr>
-      <w:proofErr w:type="gramStart"/>
-      <w:r>
-        <w:t>.</w:t>
-      </w:r>
-      <w:proofErr w:type="spellStart"/>
-      <w:r>
-        <w:t>venv</w:t>
-      </w:r>
-      <w:proofErr w:type="spellEnd"/>
-      <w:proofErr w:type="gramEnd"/>
-      <w:r>
-        <w:t>\</w:t>
-      </w:r>
-      <w:proofErr w:type="spellStart"/>
-      <w:r>
-        <w:t>Scripts</w:t>
-      </w:r>
-      <w:proofErr w:type="spellEnd"/>
-      <w:r>
-        <w:t>\</w:t>
-      </w:r>
-      <w:proofErr w:type="spellStart"/>
-      <w:r>
-        <w:t>activate</w:t>
-      </w:r>
-      <w:proofErr w:type="spellEnd"/>
+      <w:r>
+        <w:t>.venv\Scripts\activate</w:t>
+      </w:r>
     </w:p>
     <w:p>
       <w:pPr>
@@ -2479,90 +1887,77 @@
           <w:tab w:val="left" w:pos="3421"/>
         </w:tabs>
       </w:pPr>
-      <w:proofErr w:type="spellStart"/>
-      <w:r>
-        <w:t>pip</w:t>
-      </w:r>
-      <w:proofErr w:type="spellEnd"/>
-      <w:r>
+      <w:r>
+        <w:t>pip install что-то</w:t>
+      </w:r>
+    </w:p>
+    <w:p>
+      <w:pPr>
+        <w:tabs>
+          <w:tab w:val="left" w:pos="3421"/>
+        </w:tabs>
+      </w:pPr>
+    </w:p>
+    <w:p>
+      <w:pPr>
+        <w:tabs>
+          <w:tab w:val="left" w:pos="3421"/>
+        </w:tabs>
+      </w:pPr>
+      <w:r>
+        <w:t># 4. Обновить requirements.txt (после установки новых библиотек)</w:t>
+      </w:r>
+    </w:p>
+    <w:p>
+      <w:pPr>
+        <w:tabs>
+          <w:tab w:val="left" w:pos="3421"/>
+        </w:tabs>
+        <w:rPr>
+          <w:lang w:val="en-US"/>
+        </w:rPr>
+      </w:pPr>
+      <w:r>
+        <w:rPr>
+          <w:lang w:val="en-US"/>
+        </w:rPr>
+        <w:t>pip freeze &gt; requirements.txt</w:t>
+      </w:r>
+    </w:p>
+    <w:p>
+      <w:pPr>
+        <w:tabs>
+          <w:tab w:val="left" w:pos="3421"/>
+        </w:tabs>
+        <w:rPr>
+          <w:lang w:val="en-US"/>
+        </w:rPr>
+      </w:pPr>
+    </w:p>
+    <w:p>
+      <w:pPr>
+        <w:tabs>
+          <w:tab w:val="left" w:pos="3421"/>
+        </w:tabs>
+        <w:rPr>
+          <w:lang w:val="en-US"/>
+        </w:rPr>
+      </w:pPr>
+      <w:r>
+        <w:rPr>
+          <w:lang w:val="en-US"/>
+        </w:rPr>
+        <w:t xml:space="preserve"># 5. </w:t>
+      </w:r>
+      <w:r>
+        <w:t>Запустить</w:t>
+      </w:r>
+      <w:r>
+        <w:rPr>
+          <w:lang w:val="en-US"/>
+        </w:rPr>
         <w:t xml:space="preserve"> </w:t>
       </w:r>
-      <w:proofErr w:type="spellStart"/>
-      <w:r>
-        <w:t>install</w:t>
-      </w:r>
-      <w:proofErr w:type="spellEnd"/>
-      <w:r>
-        <w:t xml:space="preserve"> что-то</w:t>
-      </w:r>
-    </w:p>
-    <w:p>
-      <w:pPr>
-        <w:tabs>
-          <w:tab w:val="left" w:pos="3421"/>
-        </w:tabs>
-      </w:pPr>
-    </w:p>
-    <w:p>
-      <w:pPr>
-        <w:tabs>
-          <w:tab w:val="left" w:pos="3421"/>
-        </w:tabs>
-      </w:pPr>
-      <w:r>
-        <w:t># 4. Обновить requirements.txt (после установки новых библиотек)</w:t>
-      </w:r>
-    </w:p>
-    <w:p>
-      <w:pPr>
-        <w:tabs>
-          <w:tab w:val="left" w:pos="3421"/>
-        </w:tabs>
-        <w:rPr>
-          <w:lang w:val="en-US"/>
-        </w:rPr>
-      </w:pPr>
-      <w:r>
-        <w:rPr>
-          <w:lang w:val="en-US"/>
-        </w:rPr>
-        <w:t>pip freeze &gt; requirements.txt</w:t>
-      </w:r>
-    </w:p>
-    <w:p>
-      <w:pPr>
-        <w:tabs>
-          <w:tab w:val="left" w:pos="3421"/>
-        </w:tabs>
-        <w:rPr>
-          <w:lang w:val="en-US"/>
-        </w:rPr>
-      </w:pPr>
-    </w:p>
-    <w:p>
-      <w:pPr>
-        <w:tabs>
-          <w:tab w:val="left" w:pos="3421"/>
-        </w:tabs>
-        <w:rPr>
-          <w:lang w:val="en-US"/>
-        </w:rPr>
-      </w:pPr>
-      <w:r>
-        <w:rPr>
-          <w:lang w:val="en-US"/>
-        </w:rPr>
-        <w:t xml:space="preserve"># 5. </w:t>
-      </w:r>
-      <w:r>
-        <w:t>Запустить</w:t>
-      </w:r>
-      <w:r>
-        <w:rPr>
-          <w:lang w:val="en-US"/>
-        </w:rPr>
-        <w:t xml:space="preserve"> </w:t>
-      </w:r>
       <w:r>
         <w:t>код</w:t>
       </w:r>
@@ -2573,13 +1968,8 @@
           <w:tab w:val="left" w:pos="3421"/>
         </w:tabs>
       </w:pPr>
-      <w:proofErr w:type="spellStart"/>
-      <w:r>
-        <w:t>python</w:t>
-      </w:r>
-      <w:proofErr w:type="spellEnd"/>
-      <w:r>
-        <w:t xml:space="preserve"> main.py</w:t>
+      <w:r>
+        <w:t>python main.py</w:t>
       </w:r>
     </w:p>
     <w:p>
@@ -2605,11 +1995,9 @@
           <w:tab w:val="left" w:pos="3421"/>
         </w:tabs>
       </w:pPr>
-      <w:proofErr w:type="spellStart"/>
       <w:r>
         <w:t>deactivate</w:t>
       </w:r>
-      <w:proofErr w:type="spellEnd"/>
     </w:p>
     <w:p>
       <w:pPr>
@@ -2619,7 +2007,7 @@
       </w:pPr>
       <w:r>
         <w:pict w14:anchorId="5A4288B6">
-          <v:rect id="_x0000_i1101" style="width:0;height:.75pt" o:hralign="center" o:hrstd="t" o:hr="t" fillcolor="#a0a0a0" stroked="f"/>
+          <v:rect id="_x0000_i1035" style="width:0;height:.75pt" o:hralign="center" o:hrstd="t" o:hr="t" fillcolor="#a0a0a0" stroked="f"/>
         </w:pict>
       </w:r>
     </w:p>
@@ -2763,29 +2151,9 @@
                 <w:tab w:val="left" w:pos="3421"/>
               </w:tabs>
             </w:pPr>
-            <w:proofErr w:type="spellStart"/>
             <w:r>
-              <w:t>python</w:t>
+              <w:t>python -m venv .venv</w:t>
             </w:r>
-            <w:proofErr w:type="spellEnd"/>
-            <w:r>
-              <w:t xml:space="preserve"> -m </w:t>
-            </w:r>
-            <w:proofErr w:type="spellStart"/>
-            <w:proofErr w:type="gramStart"/>
-            <w:r>
-              <w:t>venv</w:t>
-            </w:r>
-            <w:proofErr w:type="spellEnd"/>
-            <w:r>
-              <w:t xml:space="preserve"> .</w:t>
-            </w:r>
-            <w:proofErr w:type="spellStart"/>
-            <w:r>
-              <w:t>venv</w:t>
-            </w:r>
-            <w:proofErr w:type="spellEnd"/>
-            <w:proofErr w:type="gramEnd"/>
           </w:p>
         </w:tc>
       </w:tr>
@@ -2831,32 +2199,9 @@
                 <w:tab w:val="left" w:pos="3421"/>
               </w:tabs>
             </w:pPr>
-            <w:proofErr w:type="gramStart"/>
             <w:r>
-              <w:t>.</w:t>
+              <w:t>.venv\Scripts\activate</w:t>
             </w:r>
-            <w:proofErr w:type="spellStart"/>
-            <w:r>
-              <w:t>venv</w:t>
-            </w:r>
-            <w:proofErr w:type="spellEnd"/>
-            <w:proofErr w:type="gramEnd"/>
-            <w:r>
-              <w:t>\</w:t>
-            </w:r>
-            <w:proofErr w:type="spellStart"/>
-            <w:r>
-              <w:t>Scripts</w:t>
-            </w:r>
-            <w:proofErr w:type="spellEnd"/>
-            <w:r>
-              <w:t>\</w:t>
-            </w:r>
-            <w:proofErr w:type="spellStart"/>
-            <w:r>
-              <w:t>activate</w:t>
-            </w:r>
-            <w:proofErr w:type="spellEnd"/>
           </w:p>
         </w:tc>
       </w:tr>
@@ -2902,11 +2247,9 @@
                 <w:tab w:val="left" w:pos="3421"/>
               </w:tabs>
             </w:pPr>
-            <w:proofErr w:type="spellStart"/>
             <w:r>
               <w:t>deactivate</w:t>
             </w:r>
-            <w:proofErr w:type="spellEnd"/>
           </w:p>
         </w:tc>
       </w:tr>
@@ -2952,24 +2295,9 @@
                 <w:tab w:val="left" w:pos="3421"/>
               </w:tabs>
             </w:pPr>
-            <w:proofErr w:type="spellStart"/>
             <w:r>
-              <w:t>rmdir</w:t>
+              <w:t>rmdir /s .venv</w:t>
             </w:r>
-            <w:proofErr w:type="spellEnd"/>
-            <w:r>
-              <w:t xml:space="preserve"> /</w:t>
-            </w:r>
-            <w:proofErr w:type="gramStart"/>
-            <w:r>
-              <w:t>s .</w:t>
-            </w:r>
-            <w:proofErr w:type="spellStart"/>
-            <w:r>
-              <w:t>venv</w:t>
-            </w:r>
-            <w:proofErr w:type="spellEnd"/>
-            <w:proofErr w:type="gramEnd"/>
           </w:p>
         </w:tc>
       </w:tr>
@@ -3016,21 +2344,8 @@
                 <w:tab w:val="left" w:pos="3421"/>
               </w:tabs>
             </w:pPr>
-            <w:proofErr w:type="spellStart"/>
             <w:r>
-              <w:t>pip</w:t>
-            </w:r>
-            <w:proofErr w:type="spellEnd"/>
-            <w:r>
-              <w:t xml:space="preserve"> </w:t>
-            </w:r>
-            <w:proofErr w:type="spellStart"/>
-            <w:r>
-              <w:t>install</w:t>
-            </w:r>
-            <w:proofErr w:type="spellEnd"/>
-            <w:r>
-              <w:t xml:space="preserve"> &lt;имя&gt;</w:t>
+              <w:t>pip install &lt;имя&gt;</w:t>
             </w:r>
           </w:p>
         </w:tc>
@@ -3077,26 +2392,8 @@
                 <w:tab w:val="left" w:pos="3421"/>
               </w:tabs>
             </w:pPr>
-            <w:proofErr w:type="spellStart"/>
             <w:r>
-              <w:t>pip</w:t>
-            </w:r>
-            <w:proofErr w:type="spellEnd"/>
-            <w:r>
-              <w:t xml:space="preserve"> </w:t>
-            </w:r>
-            <w:proofErr w:type="spellStart"/>
-            <w:proofErr w:type="gramStart"/>
-            <w:r>
-              <w:t>freeze</w:t>
-            </w:r>
-            <w:proofErr w:type="spellEnd"/>
-            <w:r>
-              <w:t xml:space="preserve"> &gt;</w:t>
-            </w:r>
-            <w:proofErr w:type="gramEnd"/>
-            <w:r>
-              <w:t xml:space="preserve"> requirements.txt</w:t>
+              <w:t>pip freeze &gt; requirements.txt</w:t>
             </w:r>
           </w:p>
         </w:tc>
@@ -4016,6 +3313,7 @@
   <w:style w:type="character" w:default="1" w:styleId="a0">
     <w:name w:val="Default Paragraph Font"/>
     <w:uiPriority w:val="1"/>
+    <w:semiHidden/>
     <w:unhideWhenUsed/>
   </w:style>
   <w:style w:type="table" w:default="1" w:styleId="a1">
